--- a/Course/4 Recap Checkpoints/Recap 2 - after 1.1-1.3 (typeable).docx
+++ b/Course/4 Recap Checkpoints/Recap 2 - after 1.1-1.3 (typeable).docx
@@ -123,30 +123,32 @@
         <w:t>1.1.1</w:t>
       </w:r>
     </w:p>
-    <w:p>
-      <w:pPr>
-        <w:spacing w:before="260"/>
-        <w:pBdr>
-          <w:bottom w:val="single" w:sz="4" w:space="1" w:color="AAB4C0"/>
-        </w:pBdr>
-      </w:pPr>
-    </w:p>
-    <w:p>
-      <w:pPr>
-        <w:spacing w:before="260"/>
-        <w:pBdr>
-          <w:bottom w:val="single" w:sz="4" w:space="1" w:color="AAB4C0"/>
-        </w:pBdr>
-      </w:pPr>
-    </w:p>
-    <w:p>
-      <w:pPr>
-        <w:spacing w:before="260"/>
-        <w:pBdr>
-          <w:bottom w:val="single" w:sz="4" w:space="1" w:color="AAB4C0"/>
-        </w:pBdr>
-      </w:pPr>
-    </w:p>
+    <w:tbl>
+      <w:tblPr>
+        <w:tblStyle w:val="TableGrid"/>
+        <w:tblW w:type="auto" w:w="0"/>
+        <w:tblLook w:firstColumn="1" w:firstRow="1" w:lastColumn="0" w:lastRow="0" w:noHBand="0" w:noVBand="1" w:val="04A0"/>
+      </w:tblPr>
+      <w:tblGrid>
+        <w:gridCol w:w="8640"/>
+      </w:tblGrid>
+      <w:tr>
+        <w:trPr>
+          <w:trHeight w:val="1020" w:hRule="atLeast"/>
+        </w:trPr>
+        <w:tc>
+          <w:tcPr>
+            <w:tcW w:type="dxa" w:w="8640"/>
+          </w:tcPr>
+          <w:p>
+            <w:pPr>
+              <w:spacing w:before="40"/>
+            </w:pPr>
+          </w:p>
+        </w:tc>
+      </w:tr>
+    </w:tbl>
+    <w:p/>
     <w:p>
       <w:r>
         <w:rPr>
@@ -226,38 +228,32 @@
         <w:t>1.1.1</w:t>
       </w:r>
     </w:p>
-    <w:p>
-      <w:pPr>
-        <w:spacing w:before="260"/>
-        <w:pBdr>
-          <w:bottom w:val="single" w:sz="4" w:space="1" w:color="AAB4C0"/>
-        </w:pBdr>
-      </w:pPr>
-    </w:p>
-    <w:p>
-      <w:pPr>
-        <w:spacing w:before="260"/>
-        <w:pBdr>
-          <w:bottom w:val="single" w:sz="4" w:space="1" w:color="AAB4C0"/>
-        </w:pBdr>
-      </w:pPr>
-    </w:p>
-    <w:p>
-      <w:pPr>
-        <w:spacing w:before="260"/>
-        <w:pBdr>
-          <w:bottom w:val="single" w:sz="4" w:space="1" w:color="AAB4C0"/>
-        </w:pBdr>
-      </w:pPr>
-    </w:p>
-    <w:p>
-      <w:pPr>
-        <w:spacing w:before="260"/>
-        <w:pBdr>
-          <w:bottom w:val="single" w:sz="4" w:space="1" w:color="AAB4C0"/>
-        </w:pBdr>
-      </w:pPr>
-    </w:p>
+    <w:tbl>
+      <w:tblPr>
+        <w:tblStyle w:val="TableGrid"/>
+        <w:tblW w:type="auto" w:w="0"/>
+        <w:tblLook w:firstColumn="1" w:firstRow="1" w:lastColumn="0" w:lastRow="0" w:noHBand="0" w:noVBand="1" w:val="04A0"/>
+      </w:tblPr>
+      <w:tblGrid>
+        <w:gridCol w:w="8640"/>
+      </w:tblGrid>
+      <w:tr>
+        <w:trPr>
+          <w:trHeight w:val="1360" w:hRule="atLeast"/>
+        </w:trPr>
+        <w:tc>
+          <w:tcPr>
+            <w:tcW w:type="dxa" w:w="8640"/>
+          </w:tcPr>
+          <w:p>
+            <w:pPr>
+              <w:spacing w:before="40"/>
+            </w:pPr>
+          </w:p>
+        </w:tc>
+      </w:tr>
+    </w:tbl>
+    <w:p/>
     <w:p>
       <w:r>
         <w:rPr>
@@ -323,38 +319,32 @@
         <w:t>1.2.1</w:t>
       </w:r>
     </w:p>
-    <w:p>
-      <w:pPr>
-        <w:spacing w:before="260"/>
-        <w:pBdr>
-          <w:bottom w:val="single" w:sz="4" w:space="1" w:color="AAB4C0"/>
-        </w:pBdr>
-      </w:pPr>
-    </w:p>
-    <w:p>
-      <w:pPr>
-        <w:spacing w:before="260"/>
-        <w:pBdr>
-          <w:bottom w:val="single" w:sz="4" w:space="1" w:color="AAB4C0"/>
-        </w:pBdr>
-      </w:pPr>
-    </w:p>
-    <w:p>
-      <w:pPr>
-        <w:spacing w:before="260"/>
-        <w:pBdr>
-          <w:bottom w:val="single" w:sz="4" w:space="1" w:color="AAB4C0"/>
-        </w:pBdr>
-      </w:pPr>
-    </w:p>
-    <w:p>
-      <w:pPr>
-        <w:spacing w:before="260"/>
-        <w:pBdr>
-          <w:bottom w:val="single" w:sz="4" w:space="1" w:color="AAB4C0"/>
-        </w:pBdr>
-      </w:pPr>
-    </w:p>
+    <w:tbl>
+      <w:tblPr>
+        <w:tblStyle w:val="TableGrid"/>
+        <w:tblW w:type="auto" w:w="0"/>
+        <w:tblLook w:firstColumn="1" w:firstRow="1" w:lastColumn="0" w:lastRow="0" w:noHBand="0" w:noVBand="1" w:val="04A0"/>
+      </w:tblPr>
+      <w:tblGrid>
+        <w:gridCol w:w="8640"/>
+      </w:tblGrid>
+      <w:tr>
+        <w:trPr>
+          <w:trHeight w:val="1360" w:hRule="atLeast"/>
+        </w:trPr>
+        <w:tc>
+          <w:tcPr>
+            <w:tcW w:type="dxa" w:w="8640"/>
+          </w:tcPr>
+          <w:p>
+            <w:pPr>
+              <w:spacing w:before="40"/>
+            </w:pPr>
+          </w:p>
+        </w:tc>
+      </w:tr>
+    </w:tbl>
+    <w:p/>
     <w:p>
       <w:r>
         <w:rPr>
@@ -443,30 +433,32 @@
         <w:t>(AO2)</w:t>
       </w:r>
     </w:p>
-    <w:p>
-      <w:pPr>
-        <w:spacing w:before="260"/>
-        <w:pBdr>
-          <w:bottom w:val="single" w:sz="4" w:space="1" w:color="AAB4C0"/>
-        </w:pBdr>
-      </w:pPr>
-    </w:p>
-    <w:p>
-      <w:pPr>
-        <w:spacing w:before="260"/>
-        <w:pBdr>
-          <w:bottom w:val="single" w:sz="4" w:space="1" w:color="AAB4C0"/>
-        </w:pBdr>
-      </w:pPr>
-    </w:p>
-    <w:p>
-      <w:pPr>
-        <w:spacing w:before="260"/>
-        <w:pBdr>
-          <w:bottom w:val="single" w:sz="4" w:space="1" w:color="AAB4C0"/>
-        </w:pBdr>
-      </w:pPr>
-    </w:p>
+    <w:tbl>
+      <w:tblPr>
+        <w:tblStyle w:val="TableGrid"/>
+        <w:tblW w:type="auto" w:w="0"/>
+        <w:tblLook w:firstColumn="1" w:firstRow="1" w:lastColumn="0" w:lastRow="0" w:noHBand="0" w:noVBand="1" w:val="04A0"/>
+      </w:tblPr>
+      <w:tblGrid>
+        <w:gridCol w:w="8640"/>
+      </w:tblGrid>
+      <w:tr>
+        <w:trPr>
+          <w:trHeight w:val="1020" w:hRule="atLeast"/>
+        </w:trPr>
+        <w:tc>
+          <w:tcPr>
+            <w:tcW w:type="dxa" w:w="8640"/>
+          </w:tcPr>
+          <w:p>
+            <w:pPr>
+              <w:spacing w:before="40"/>
+            </w:pPr>
+          </w:p>
+        </w:tc>
+      </w:tr>
+    </w:tbl>
+    <w:p/>
     <w:p>
       <w:r>
         <w:rPr>
@@ -511,22 +503,32 @@
         <w:t>(AO2)</w:t>
       </w:r>
     </w:p>
-    <w:p>
-      <w:pPr>
-        <w:spacing w:before="260"/>
-        <w:pBdr>
-          <w:bottom w:val="single" w:sz="4" w:space="1" w:color="AAB4C0"/>
-        </w:pBdr>
-      </w:pPr>
-    </w:p>
-    <w:p>
-      <w:pPr>
-        <w:spacing w:before="260"/>
-        <w:pBdr>
-          <w:bottom w:val="single" w:sz="4" w:space="1" w:color="AAB4C0"/>
-        </w:pBdr>
-      </w:pPr>
-    </w:p>
+    <w:tbl>
+      <w:tblPr>
+        <w:tblStyle w:val="TableGrid"/>
+        <w:tblW w:type="auto" w:w="0"/>
+        <w:tblLook w:firstColumn="1" w:firstRow="1" w:lastColumn="0" w:lastRow="0" w:noHBand="0" w:noVBand="1" w:val="04A0"/>
+      </w:tblPr>
+      <w:tblGrid>
+        <w:gridCol w:w="8640"/>
+      </w:tblGrid>
+      <w:tr>
+        <w:trPr>
+          <w:trHeight w:val="680" w:hRule="atLeast"/>
+        </w:trPr>
+        <w:tc>
+          <w:tcPr>
+            <w:tcW w:type="dxa" w:w="8640"/>
+          </w:tcPr>
+          <w:p>
+            <w:pPr>
+              <w:spacing w:before="40"/>
+            </w:pPr>
+          </w:p>
+        </w:tc>
+      </w:tr>
+    </w:tbl>
+    <w:p/>
     <w:p>
       <w:r>
         <w:rPr>
@@ -629,38 +631,32 @@
         <w:t>1.3.1</w:t>
       </w:r>
     </w:p>
-    <w:p>
-      <w:pPr>
-        <w:spacing w:before="260"/>
-        <w:pBdr>
-          <w:bottom w:val="single" w:sz="4" w:space="1" w:color="AAB4C0"/>
-        </w:pBdr>
-      </w:pPr>
-    </w:p>
-    <w:p>
-      <w:pPr>
-        <w:spacing w:before="260"/>
-        <w:pBdr>
-          <w:bottom w:val="single" w:sz="4" w:space="1" w:color="AAB4C0"/>
-        </w:pBdr>
-      </w:pPr>
-    </w:p>
-    <w:p>
-      <w:pPr>
-        <w:spacing w:before="260"/>
-        <w:pBdr>
-          <w:bottom w:val="single" w:sz="4" w:space="1" w:color="AAB4C0"/>
-        </w:pBdr>
-      </w:pPr>
-    </w:p>
-    <w:p>
-      <w:pPr>
-        <w:spacing w:before="260"/>
-        <w:pBdr>
-          <w:bottom w:val="single" w:sz="4" w:space="1" w:color="AAB4C0"/>
-        </w:pBdr>
-      </w:pPr>
-    </w:p>
+    <w:tbl>
+      <w:tblPr>
+        <w:tblStyle w:val="TableGrid"/>
+        <w:tblW w:type="auto" w:w="0"/>
+        <w:tblLook w:firstColumn="1" w:firstRow="1" w:lastColumn="0" w:lastRow="0" w:noHBand="0" w:noVBand="1" w:val="04A0"/>
+      </w:tblPr>
+      <w:tblGrid>
+        <w:gridCol w:w="8640"/>
+      </w:tblGrid>
+      <w:tr>
+        <w:trPr>
+          <w:trHeight w:val="1360" w:hRule="atLeast"/>
+        </w:trPr>
+        <w:tc>
+          <w:tcPr>
+            <w:tcW w:type="dxa" w:w="8640"/>
+          </w:tcPr>
+          <w:p>
+            <w:pPr>
+              <w:spacing w:before="40"/>
+            </w:pPr>
+          </w:p>
+        </w:tc>
+      </w:tr>
+    </w:tbl>
+    <w:p/>
     <w:p>
       <w:r>
         <w:rPr>
@@ -732,30 +728,32 @@
         <w:t>(AO2)</w:t>
       </w:r>
     </w:p>
-    <w:p>
-      <w:pPr>
-        <w:spacing w:before="260"/>
-        <w:pBdr>
-          <w:bottom w:val="single" w:sz="4" w:space="1" w:color="AAB4C0"/>
-        </w:pBdr>
-      </w:pPr>
-    </w:p>
-    <w:p>
-      <w:pPr>
-        <w:spacing w:before="260"/>
-        <w:pBdr>
-          <w:bottom w:val="single" w:sz="4" w:space="1" w:color="AAB4C0"/>
-        </w:pBdr>
-      </w:pPr>
-    </w:p>
-    <w:p>
-      <w:pPr>
-        <w:spacing w:before="260"/>
-        <w:pBdr>
-          <w:bottom w:val="single" w:sz="4" w:space="1" w:color="AAB4C0"/>
-        </w:pBdr>
-      </w:pPr>
-    </w:p>
+    <w:tbl>
+      <w:tblPr>
+        <w:tblStyle w:val="TableGrid"/>
+        <w:tblW w:type="auto" w:w="0"/>
+        <w:tblLook w:firstColumn="1" w:firstRow="1" w:lastColumn="0" w:lastRow="0" w:noHBand="0" w:noVBand="1" w:val="04A0"/>
+      </w:tblPr>
+      <w:tblGrid>
+        <w:gridCol w:w="8640"/>
+      </w:tblGrid>
+      <w:tr>
+        <w:trPr>
+          <w:trHeight w:val="1020" w:hRule="atLeast"/>
+        </w:trPr>
+        <w:tc>
+          <w:tcPr>
+            <w:tcW w:type="dxa" w:w="8640"/>
+          </w:tcPr>
+          <w:p>
+            <w:pPr>
+              <w:spacing w:before="40"/>
+            </w:pPr>
+          </w:p>
+        </w:tc>
+      </w:tr>
+    </w:tbl>
+    <w:p/>
     <w:p>
       <w:r>
         <w:rPr>
@@ -814,22 +812,32 @@
         <w:t>(AO2)</w:t>
       </w:r>
     </w:p>
-    <w:p>
-      <w:pPr>
-        <w:spacing w:before="260"/>
-        <w:pBdr>
-          <w:bottom w:val="single" w:sz="4" w:space="1" w:color="AAB4C0"/>
-        </w:pBdr>
-      </w:pPr>
-    </w:p>
-    <w:p>
-      <w:pPr>
-        <w:spacing w:before="260"/>
-        <w:pBdr>
-          <w:bottom w:val="single" w:sz="4" w:space="1" w:color="AAB4C0"/>
-        </w:pBdr>
-      </w:pPr>
-    </w:p>
+    <w:tbl>
+      <w:tblPr>
+        <w:tblStyle w:val="TableGrid"/>
+        <w:tblW w:type="auto" w:w="0"/>
+        <w:tblLook w:firstColumn="1" w:firstRow="1" w:lastColumn="0" w:lastRow="0" w:noHBand="0" w:noVBand="1" w:val="04A0"/>
+      </w:tblPr>
+      <w:tblGrid>
+        <w:gridCol w:w="8640"/>
+      </w:tblGrid>
+      <w:tr>
+        <w:trPr>
+          <w:trHeight w:val="680" w:hRule="atLeast"/>
+        </w:trPr>
+        <w:tc>
+          <w:tcPr>
+            <w:tcW w:type="dxa" w:w="8640"/>
+          </w:tcPr>
+          <w:p>
+            <w:pPr>
+              <w:spacing w:before="40"/>
+            </w:pPr>
+          </w:p>
+        </w:tc>
+      </w:tr>
+    </w:tbl>
+    <w:p/>
     <w:p>
       <w:r>
         <w:rPr>
@@ -927,30 +935,32 @@
         <w:t>(AO1)</w:t>
       </w:r>
     </w:p>
-    <w:p>
-      <w:pPr>
-        <w:spacing w:before="260"/>
-        <w:pBdr>
-          <w:bottom w:val="single" w:sz="4" w:space="1" w:color="AAB4C0"/>
-        </w:pBdr>
-      </w:pPr>
-    </w:p>
-    <w:p>
-      <w:pPr>
-        <w:spacing w:before="260"/>
-        <w:pBdr>
-          <w:bottom w:val="single" w:sz="4" w:space="1" w:color="AAB4C0"/>
-        </w:pBdr>
-      </w:pPr>
-    </w:p>
-    <w:p>
-      <w:pPr>
-        <w:spacing w:before="260"/>
-        <w:pBdr>
-          <w:bottom w:val="single" w:sz="4" w:space="1" w:color="AAB4C0"/>
-        </w:pBdr>
-      </w:pPr>
-    </w:p>
+    <w:tbl>
+      <w:tblPr>
+        <w:tblStyle w:val="TableGrid"/>
+        <w:tblW w:type="auto" w:w="0"/>
+        <w:tblLook w:firstColumn="1" w:firstRow="1" w:lastColumn="0" w:lastRow="0" w:noHBand="0" w:noVBand="1" w:val="04A0"/>
+      </w:tblPr>
+      <w:tblGrid>
+        <w:gridCol w:w="8640"/>
+      </w:tblGrid>
+      <w:tr>
+        <w:trPr>
+          <w:trHeight w:val="1020" w:hRule="atLeast"/>
+        </w:trPr>
+        <w:tc>
+          <w:tcPr>
+            <w:tcW w:type="dxa" w:w="8640"/>
+          </w:tcPr>
+          <w:p>
+            <w:pPr>
+              <w:spacing w:before="40"/>
+            </w:pPr>
+          </w:p>
+        </w:tc>
+      </w:tr>
+    </w:tbl>
+    <w:p/>
     <w:p>
       <w:r>
         <w:rPr>
@@ -995,30 +1005,32 @@
         <w:t>(AO2)</w:t>
       </w:r>
     </w:p>
-    <w:p>
-      <w:pPr>
-        <w:spacing w:before="260"/>
-        <w:pBdr>
-          <w:bottom w:val="single" w:sz="4" w:space="1" w:color="AAB4C0"/>
-        </w:pBdr>
-      </w:pPr>
-    </w:p>
-    <w:p>
-      <w:pPr>
-        <w:spacing w:before="260"/>
-        <w:pBdr>
-          <w:bottom w:val="single" w:sz="4" w:space="1" w:color="AAB4C0"/>
-        </w:pBdr>
-      </w:pPr>
-    </w:p>
-    <w:p>
-      <w:pPr>
-        <w:spacing w:before="260"/>
-        <w:pBdr>
-          <w:bottom w:val="single" w:sz="4" w:space="1" w:color="AAB4C0"/>
-        </w:pBdr>
-      </w:pPr>
-    </w:p>
+    <w:tbl>
+      <w:tblPr>
+        <w:tblStyle w:val="TableGrid"/>
+        <w:tblW w:type="auto" w:w="0"/>
+        <w:tblLook w:firstColumn="1" w:firstRow="1" w:lastColumn="0" w:lastRow="0" w:noHBand="0" w:noVBand="1" w:val="04A0"/>
+      </w:tblPr>
+      <w:tblGrid>
+        <w:gridCol w:w="8640"/>
+      </w:tblGrid>
+      <w:tr>
+        <w:trPr>
+          <w:trHeight w:val="1020" w:hRule="atLeast"/>
+        </w:trPr>
+        <w:tc>
+          <w:tcPr>
+            <w:tcW w:type="dxa" w:w="8640"/>
+          </w:tcPr>
+          <w:p>
+            <w:pPr>
+              <w:spacing w:before="40"/>
+            </w:pPr>
+          </w:p>
+        </w:tc>
+      </w:tr>
+    </w:tbl>
+    <w:p/>
     <w:p>
       <w:r>
         <w:rPr>
@@ -1202,22 +1214,32 @@
         <w:t>(AO1)</w:t>
       </w:r>
     </w:p>
-    <w:p>
-      <w:pPr>
-        <w:spacing w:before="260"/>
-        <w:pBdr>
-          <w:bottom w:val="single" w:sz="4" w:space="1" w:color="AAB4C0"/>
-        </w:pBdr>
-      </w:pPr>
-    </w:p>
-    <w:p>
-      <w:pPr>
-        <w:spacing w:before="260"/>
-        <w:pBdr>
-          <w:bottom w:val="single" w:sz="4" w:space="1" w:color="AAB4C0"/>
-        </w:pBdr>
-      </w:pPr>
-    </w:p>
+    <w:tbl>
+      <w:tblPr>
+        <w:tblStyle w:val="TableGrid"/>
+        <w:tblW w:type="auto" w:w="0"/>
+        <w:tblLook w:firstColumn="1" w:firstRow="1" w:lastColumn="0" w:lastRow="0" w:noHBand="0" w:noVBand="1" w:val="04A0"/>
+      </w:tblPr>
+      <w:tblGrid>
+        <w:gridCol w:w="8640"/>
+      </w:tblGrid>
+      <w:tr>
+        <w:trPr>
+          <w:trHeight w:val="680" w:hRule="atLeast"/>
+        </w:trPr>
+        <w:tc>
+          <w:tcPr>
+            <w:tcW w:type="dxa" w:w="8640"/>
+          </w:tcPr>
+          <w:p>
+            <w:pPr>
+              <w:spacing w:before="40"/>
+            </w:pPr>
+          </w:p>
+        </w:tc>
+      </w:tr>
+    </w:tbl>
+    <w:p/>
     <w:p>
       <w:r>
         <w:rPr>
@@ -1276,38 +1298,32 @@
         <w:t>(AO2)</w:t>
       </w:r>
     </w:p>
-    <w:p>
-      <w:pPr>
-        <w:spacing w:before="260"/>
-        <w:pBdr>
-          <w:bottom w:val="single" w:sz="4" w:space="1" w:color="AAB4C0"/>
-        </w:pBdr>
-      </w:pPr>
-    </w:p>
-    <w:p>
-      <w:pPr>
-        <w:spacing w:before="260"/>
-        <w:pBdr>
-          <w:bottom w:val="single" w:sz="4" w:space="1" w:color="AAB4C0"/>
-        </w:pBdr>
-      </w:pPr>
-    </w:p>
-    <w:p>
-      <w:pPr>
-        <w:spacing w:before="260"/>
-        <w:pBdr>
-          <w:bottom w:val="single" w:sz="4" w:space="1" w:color="AAB4C0"/>
-        </w:pBdr>
-      </w:pPr>
-    </w:p>
-    <w:p>
-      <w:pPr>
-        <w:spacing w:before="260"/>
-        <w:pBdr>
-          <w:bottom w:val="single" w:sz="4" w:space="1" w:color="AAB4C0"/>
-        </w:pBdr>
-      </w:pPr>
-    </w:p>
+    <w:tbl>
+      <w:tblPr>
+        <w:tblStyle w:val="TableGrid"/>
+        <w:tblW w:type="auto" w:w="0"/>
+        <w:tblLook w:firstColumn="1" w:firstRow="1" w:lastColumn="0" w:lastRow="0" w:noHBand="0" w:noVBand="1" w:val="04A0"/>
+      </w:tblPr>
+      <w:tblGrid>
+        <w:gridCol w:w="8640"/>
+      </w:tblGrid>
+      <w:tr>
+        <w:trPr>
+          <w:trHeight w:val="1360" w:hRule="atLeast"/>
+        </w:trPr>
+        <w:tc>
+          <w:tcPr>
+            <w:tcW w:type="dxa" w:w="8640"/>
+          </w:tcPr>
+          <w:p>
+            <w:pPr>
+              <w:spacing w:before="40"/>
+            </w:pPr>
+          </w:p>
+        </w:tc>
+      </w:tr>
+    </w:tbl>
+    <w:p/>
     <w:p>
       <w:r>
         <w:rPr>
@@ -1627,54 +1643,32 @@
         <w:t>1.3.2</w:t>
       </w:r>
     </w:p>
-    <w:p>
-      <w:pPr>
-        <w:spacing w:before="260"/>
-        <w:pBdr>
-          <w:bottom w:val="single" w:sz="4" w:space="1" w:color="AAB4C0"/>
-        </w:pBdr>
-      </w:pPr>
-    </w:p>
-    <w:p>
-      <w:pPr>
-        <w:spacing w:before="260"/>
-        <w:pBdr>
-          <w:bottom w:val="single" w:sz="4" w:space="1" w:color="AAB4C0"/>
-        </w:pBdr>
-      </w:pPr>
-    </w:p>
-    <w:p>
-      <w:pPr>
-        <w:spacing w:before="260"/>
-        <w:pBdr>
-          <w:bottom w:val="single" w:sz="4" w:space="1" w:color="AAB4C0"/>
-        </w:pBdr>
-      </w:pPr>
-    </w:p>
-    <w:p>
-      <w:pPr>
-        <w:spacing w:before="260"/>
-        <w:pBdr>
-          <w:bottom w:val="single" w:sz="4" w:space="1" w:color="AAB4C0"/>
-        </w:pBdr>
-      </w:pPr>
-    </w:p>
-    <w:p>
-      <w:pPr>
-        <w:spacing w:before="260"/>
-        <w:pBdr>
-          <w:bottom w:val="single" w:sz="4" w:space="1" w:color="AAB4C0"/>
-        </w:pBdr>
-      </w:pPr>
-    </w:p>
-    <w:p>
-      <w:pPr>
-        <w:spacing w:before="260"/>
-        <w:pBdr>
-          <w:bottom w:val="single" w:sz="4" w:space="1" w:color="AAB4C0"/>
-        </w:pBdr>
-      </w:pPr>
-    </w:p>
+    <w:tbl>
+      <w:tblPr>
+        <w:tblStyle w:val="TableGrid"/>
+        <w:tblW w:type="auto" w:w="0"/>
+        <w:tblLook w:firstColumn="1" w:firstRow="1" w:lastColumn="0" w:lastRow="0" w:noHBand="0" w:noVBand="1" w:val="04A0"/>
+      </w:tblPr>
+      <w:tblGrid>
+        <w:gridCol w:w="8640"/>
+      </w:tblGrid>
+      <w:tr>
+        <w:trPr>
+          <w:trHeight w:val="2040" w:hRule="atLeast"/>
+        </w:trPr>
+        <w:tc>
+          <w:tcPr>
+            <w:tcW w:type="dxa" w:w="8640"/>
+          </w:tcPr>
+          <w:p>
+            <w:pPr>
+              <w:spacing w:before="40"/>
+            </w:pPr>
+          </w:p>
+        </w:tc>
+      </w:tr>
+    </w:tbl>
+    <w:p/>
     <w:p>
       <w:r>
         <w:rPr>
@@ -1749,30 +1743,32 @@
         <w:t>(AO1)</w:t>
       </w:r>
     </w:p>
-    <w:p>
-      <w:pPr>
-        <w:spacing w:before="260"/>
-        <w:pBdr>
-          <w:bottom w:val="single" w:sz="4" w:space="1" w:color="AAB4C0"/>
-        </w:pBdr>
-      </w:pPr>
-    </w:p>
-    <w:p>
-      <w:pPr>
-        <w:spacing w:before="260"/>
-        <w:pBdr>
-          <w:bottom w:val="single" w:sz="4" w:space="1" w:color="AAB4C0"/>
-        </w:pBdr>
-      </w:pPr>
-    </w:p>
-    <w:p>
-      <w:pPr>
-        <w:spacing w:before="260"/>
-        <w:pBdr>
-          <w:bottom w:val="single" w:sz="4" w:space="1" w:color="AAB4C0"/>
-        </w:pBdr>
-      </w:pPr>
-    </w:p>
+    <w:tbl>
+      <w:tblPr>
+        <w:tblStyle w:val="TableGrid"/>
+        <w:tblW w:type="auto" w:w="0"/>
+        <w:tblLook w:firstColumn="1" w:firstRow="1" w:lastColumn="0" w:lastRow="0" w:noHBand="0" w:noVBand="1" w:val="04A0"/>
+      </w:tblPr>
+      <w:tblGrid>
+        <w:gridCol w:w="8640"/>
+      </w:tblGrid>
+      <w:tr>
+        <w:trPr>
+          <w:trHeight w:val="1020" w:hRule="atLeast"/>
+        </w:trPr>
+        <w:tc>
+          <w:tcPr>
+            <w:tcW w:type="dxa" w:w="8640"/>
+          </w:tcPr>
+          <w:p>
+            <w:pPr>
+              <w:spacing w:before="40"/>
+            </w:pPr>
+          </w:p>
+        </w:tc>
+      </w:tr>
+    </w:tbl>
+    <w:p/>
     <w:p>
       <w:r>
         <w:rPr>
@@ -1831,30 +1827,32 @@
         <w:t>(AO1)</w:t>
       </w:r>
     </w:p>
-    <w:p>
-      <w:pPr>
-        <w:spacing w:before="260"/>
-        <w:pBdr>
-          <w:bottom w:val="single" w:sz="4" w:space="1" w:color="AAB4C0"/>
-        </w:pBdr>
-      </w:pPr>
-    </w:p>
-    <w:p>
-      <w:pPr>
-        <w:spacing w:before="260"/>
-        <w:pBdr>
-          <w:bottom w:val="single" w:sz="4" w:space="1" w:color="AAB4C0"/>
-        </w:pBdr>
-      </w:pPr>
-    </w:p>
-    <w:p>
-      <w:pPr>
-        <w:spacing w:before="260"/>
-        <w:pBdr>
-          <w:bottom w:val="single" w:sz="4" w:space="1" w:color="AAB4C0"/>
-        </w:pBdr>
-      </w:pPr>
-    </w:p>
+    <w:tbl>
+      <w:tblPr>
+        <w:tblStyle w:val="TableGrid"/>
+        <w:tblW w:type="auto" w:w="0"/>
+        <w:tblLook w:firstColumn="1" w:firstRow="1" w:lastColumn="0" w:lastRow="0" w:noHBand="0" w:noVBand="1" w:val="04A0"/>
+      </w:tblPr>
+      <w:tblGrid>
+        <w:gridCol w:w="8640"/>
+      </w:tblGrid>
+      <w:tr>
+        <w:trPr>
+          <w:trHeight w:val="1020" w:hRule="atLeast"/>
+        </w:trPr>
+        <w:tc>
+          <w:tcPr>
+            <w:tcW w:type="dxa" w:w="8640"/>
+          </w:tcPr>
+          <w:p>
+            <w:pPr>
+              <w:spacing w:before="40"/>
+            </w:pPr>
+          </w:p>
+        </w:tc>
+      </w:tr>
+    </w:tbl>
+    <w:p/>
     <w:p>
       <w:r>
         <w:rPr>
@@ -1957,38 +1955,32 @@
         <w:t>synoptic 1.3.4 (+ 1.1/1.2 performance)</w:t>
       </w:r>
     </w:p>
-    <w:p>
-      <w:pPr>
-        <w:spacing w:before="260"/>
-        <w:pBdr>
-          <w:bottom w:val="single" w:sz="4" w:space="1" w:color="AAB4C0"/>
-        </w:pBdr>
-      </w:pPr>
-    </w:p>
-    <w:p>
-      <w:pPr>
-        <w:spacing w:before="260"/>
-        <w:pBdr>
-          <w:bottom w:val="single" w:sz="4" w:space="1" w:color="AAB4C0"/>
-        </w:pBdr>
-      </w:pPr>
-    </w:p>
-    <w:p>
-      <w:pPr>
-        <w:spacing w:before="260"/>
-        <w:pBdr>
-          <w:bottom w:val="single" w:sz="4" w:space="1" w:color="AAB4C0"/>
-        </w:pBdr>
-      </w:pPr>
-    </w:p>
-    <w:p>
-      <w:pPr>
-        <w:spacing w:before="260"/>
-        <w:pBdr>
-          <w:bottom w:val="single" w:sz="4" w:space="1" w:color="AAB4C0"/>
-        </w:pBdr>
-      </w:pPr>
-    </w:p>
+    <w:tbl>
+      <w:tblPr>
+        <w:tblStyle w:val="TableGrid"/>
+        <w:tblW w:type="auto" w:w="0"/>
+        <w:tblLook w:firstColumn="1" w:firstRow="1" w:lastColumn="0" w:lastRow="0" w:noHBand="0" w:noVBand="1" w:val="04A0"/>
+      </w:tblPr>
+      <w:tblGrid>
+        <w:gridCol w:w="8640"/>
+      </w:tblGrid>
+      <w:tr>
+        <w:trPr>
+          <w:trHeight w:val="1360" w:hRule="atLeast"/>
+        </w:trPr>
+        <w:tc>
+          <w:tcPr>
+            <w:tcW w:type="dxa" w:w="8640"/>
+          </w:tcPr>
+          <w:p>
+            <w:pPr>
+              <w:spacing w:before="40"/>
+            </w:pPr>
+          </w:p>
+        </w:tc>
+      </w:tr>
+    </w:tbl>
+    <w:p/>
     <w:p>
       <w:pPr>
         <w:pBdr>
